--- a/arbeitsblaetter/A7_Bilder_in_Word.docx
+++ b/arbeitsblaetter/A7_Bilder_in_Word.docx
@@ -260,6 +260,21 @@
           </w:p>
           <w:p>
             <w:pPr>
+              <w:spacing w:before="0" w:after="2" w:line="240" w:lineRule="auto"/>
+            </w:pPr>
+            <w:r>
+              <w:rPr>
+                <w:rFonts w:ascii="Arial" w:hAnsi="Arial" w:eastAsia="Arial"/>
+                <w:b/>
+                <w:i w:val="0"/>
+                <w:color w:val="1D6765"/>
+                <w:sz w:val="17"/>
+              </w:rPr>
+              <w:t>1 · BILD EINSETZEN</w:t>
+            </w:r>
+          </w:p>
+          <w:p>
+            <w:pPr>
               <w:spacing w:before="0" w:after="9" w:line="240" w:lineRule="auto"/>
             </w:pPr>
             <w:r>
@@ -279,7 +294,7 @@
                 <w:color w:val="17324D"/>
                 <w:sz w:val="18"/>
               </w:rPr>
-              <w:t>Klicke auf «[BILD HIER EINFÜGEN]»</w:t>
+              <w:t>Klicke hinter «UNSER SCHULHAUS» und drücke Enter</w:t>
             </w:r>
             <w:r>
               <w:rPr>
@@ -289,7 +304,7 @@
                 <w:color w:val="172A3A"/>
                 <w:sz w:val="18"/>
               </w:rPr>
-              <w:t xml:space="preserve">  →  Bild a7_schulhaus.png einfügen</w:t>
+              <w:t xml:space="preserve">  →  Einfügen → Bilder → a7_schulhaus.png</w:t>
             </w:r>
           </w:p>
           <w:p>
@@ -323,7 +338,7 @@
                 <w:color w:val="172A3A"/>
                 <w:sz w:val="18"/>
               </w:rPr>
-              <w:t xml:space="preserve">  →  den grossen weissen Rand entfernen</w:t>
+              <w:t xml:space="preserve">  →  Bild anklicken → Bildformat → Zuschneiden → grossen weissen Rand entfernen</w:t>
             </w:r>
           </w:p>
           <w:p>
@@ -357,7 +372,22 @@
                 <w:color w:val="172A3A"/>
                 <w:sz w:val="18"/>
               </w:rPr>
-              <w:t xml:space="preserve">  →  ungefähr 5,5 cm</w:t>
+              <w:t xml:space="preserve">  →  Bild anklicken → Bildformat → Grösse → Breite ca. 5,5 cm</w:t>
+            </w:r>
+          </w:p>
+          <w:p>
+            <w:pPr>
+              <w:spacing w:before="0" w:after="2" w:line="240" w:lineRule="auto"/>
+            </w:pPr>
+            <w:r>
+              <w:rPr>
+                <w:rFonts w:ascii="Arial" w:hAnsi="Arial" w:eastAsia="Arial"/>
+                <w:b/>
+                <w:i w:val="0"/>
+                <w:color w:val="1D6765"/>
+                <w:sz w:val="17"/>
+              </w:rPr>
+              <w:t>2 · BILD + TEXT</w:t>
             </w:r>
           </w:p>
           <w:p>
@@ -391,7 +421,7 @@
                 <w:color w:val="172A3A"/>
                 <w:sz w:val="18"/>
               </w:rPr>
-              <w:t xml:space="preserve">  →  Quadrat</w:t>
+              <w:t xml:space="preserve">  →  Quadrat wählen; dann kann der Text am Bild vorbeilaufen</w:t>
             </w:r>
           </w:p>
           <w:p>
@@ -426,40 +456,6 @@
                 <w:sz w:val="18"/>
               </w:rPr>
               <w:t xml:space="preserve">  →  rechts neben den Text verschieben</w:t>
-            </w:r>
-          </w:p>
-          <w:p>
-            <w:pPr>
-              <w:spacing w:before="0" w:after="9" w:line="240" w:lineRule="auto"/>
-            </w:pPr>
-            <w:r>
-              <w:rPr>
-                <w:rFonts w:ascii="Arial" w:hAnsi="Arial" w:eastAsia="Arial"/>
-                <w:b/>
-                <w:color w:val="237B78"/>
-                <w:sz w:val="18"/>
-              </w:rPr>
-              <w:t xml:space="preserve">F  </w:t>
-            </w:r>
-            <w:r>
-              <w:rPr>
-                <w:rFonts w:ascii="Arial" w:hAnsi="Arial" w:eastAsia="Arial"/>
-                <w:b/>
-                <w:i w:val="0"/>
-                <w:color w:val="17324D"/>
-                <w:sz w:val="18"/>
-              </w:rPr>
-              <w:t>«[BILD HIER EINFÜGEN]»</w:t>
-            </w:r>
-            <w:r>
-              <w:rPr>
-                <w:rFonts w:ascii="Arial" w:hAnsi="Arial" w:eastAsia="Arial"/>
-                <w:b w:val="0"/>
-                <w:i w:val="0"/>
-                <w:color w:val="172A3A"/>
-                <w:sz w:val="18"/>
-              </w:rPr>
-              <w:t xml:space="preserve">  →  löschen</w:t>
             </w:r>
           </w:p>
         </w:tc>
@@ -541,21 +537,6 @@
                 <w:sz w:val="36"/>
               </w:rPr>
               <w:t>UNSER SCHULHAUS</w:t>
-            </w:r>
-          </w:p>
-          <w:p>
-            <w:pPr>
-              <w:spacing w:before="0" w:after="10" w:line="240" w:lineRule="auto"/>
-            </w:pPr>
-            <w:r>
-              <w:rPr>
-                <w:rFonts w:ascii="Arial" w:hAnsi="Arial" w:eastAsia="Arial"/>
-                <w:b/>
-                <w:i w:val="0"/>
-                <w:color w:val="1D6765"/>
-                <w:sz w:val="19"/>
-              </w:rPr>
-              <w:t>[BILD HIER EINFÜGEN]</w:t>
             </w:r>
           </w:p>
           <w:p>
@@ -667,7 +648,7 @@
                 <w:color w:val="172A3A"/>
                 <w:sz w:val="19"/>
               </w:rPr>
-              <w:t>Bild anklicken → Bildformat. Dort findest du Zuschneiden. Für den Textumbruch klickst du auf das kleine Layout-Symbol neben dem Bild.</w:t>
+              <w:t>Für den Textumbruch: Bild anklicken → kleines Layout-Symbol neben dem Bild → «Quadrat». Neue Bildfunktionen musst du hier nicht erraten: Die Wege stehen in den Schritten A–D.</w:t>
             </w:r>
           </w:p>
         </w:tc>
@@ -734,7 +715,7 @@
                 <w:color w:val="172A3A"/>
                 <w:sz w:val="18"/>
               </w:rPr>
-              <w:t>Ist der weisse Rand weg? Steht das Bild rechts? Läuft der Text links am Bild vorbei?</w:t>
+              <w:t>Ist der weisse Rand weg? Ist das Bild ungefähr 5,5 cm breit? Steht es rechts? Läuft der Text links am Bild vorbei?</w:t>
             </w:r>
           </w:p>
         </w:tc>

--- a/arbeitsblaetter/A7_Bilder_in_Word.docx
+++ b/arbeitsblaetter/A7_Bilder_in_Word.docx
@@ -648,7 +648,7 @@
                 <w:color w:val="172A3A"/>
                 <w:sz w:val="19"/>
               </w:rPr>
-              <w:t>Für den Textumbruch: Bild anklicken → kleines Layout-Symbol neben dem Bild → «Quadrat». Neue Bildfunktionen musst du hier nicht erraten: Die Wege stehen in den Schritten A–D.</w:t>
+              <w:t>Für den Textumbruch: Bild anklicken → kleines Layout-Symbol neben dem Bild → «Quadrat». Dann kann der Text am Bild vorbeilaufen.</w:t>
             </w:r>
           </w:p>
         </w:tc>

--- a/arbeitsblaetter/A7_Bilder_in_Word.docx
+++ b/arbeitsblaetter/A7_Bilder_in_Word.docx
@@ -445,7 +445,7 @@
                 <w:color w:val="17324D"/>
                 <w:sz w:val="18"/>
               </w:rPr>
-              <w:t>Bild</w:t>
+              <w:t>Bild anklicken</w:t>
             </w:r>
             <w:r>
               <w:rPr>
@@ -455,7 +455,7 @@
                 <w:color w:val="172A3A"/>
                 <w:sz w:val="18"/>
               </w:rPr>
-              <w:t xml:space="preserve">  →  rechts neben den Text verschieben</w:t>
+              <w:t xml:space="preserve">  →  mit der Maus rechts neben den Text ziehen</w:t>
             </w:r>
           </w:p>
         </w:tc>

--- a/arbeitsblaetter/A7_Bilder_in_Word.docx
+++ b/arbeitsblaetter/A7_Bilder_in_Word.docx
@@ -226,7 +226,7 @@
             <w:r>
               <w:drawing>
                 <wp:inline xmlns:a="http://schemas.openxmlformats.org/drawingml/2006/main" xmlns:pic="http://schemas.openxmlformats.org/drawingml/2006/picture">
-                  <wp:extent cx="3996000" cy="1278720"/>
+                  <wp:extent cx="3996000" cy="1438560"/>
                   <wp:docPr id="1" name="Picture 1"/>
                   <wp:cNvGraphicFramePr>
                     <a:graphicFrameLocks noChangeAspect="1"/>
@@ -247,7 +247,7 @@
                         <pic:spPr>
                           <a:xfrm>
                             <a:off x="0" y="0"/>
-                            <a:ext cx="3996000" cy="1278720"/>
+                            <a:ext cx="3996000" cy="1438560"/>
                           </a:xfrm>
                           <a:prstGeom prst="rect"/>
                         </pic:spPr>
@@ -715,7 +715,7 @@
                 <w:color w:val="172A3A"/>
                 <w:sz w:val="18"/>
               </w:rPr>
-              <w:t>Ist der weisse Rand weg? Ist das Bild ungefähr 5,5 cm breit? Steht es rechts? Läuft der Text links am Bild vorbei?</w:t>
+              <w:t>Ist der weisse Rand weg? Ist das Bild ungefähr 5,5 cm breit? Steht es rechts? Läuft der Text links am Bild vorbei und darunter wieder über die ganze Breite?</w:t>
             </w:r>
           </w:p>
         </w:tc>

--- a/arbeitsblaetter/A7_Bilder_in_Word.docx
+++ b/arbeitsblaetter/A7_Bilder_in_Word.docx
@@ -248,6 +248,60 @@
                           <a:xfrm>
                             <a:off x="0" y="0"/>
                             <a:ext cx="3996000" cy="1438560"/>
+                          </a:xfrm>
+                          <a:prstGeom prst="rect"/>
+                        </pic:spPr>
+                      </pic:pic>
+                    </a:graphicData>
+                  </a:graphic>
+                </wp:inline>
+              </w:drawing>
+            </w:r>
+          </w:p>
+          <w:p>
+            <w:pPr>
+              <w:spacing w:before="0" w:after="1" w:line="240" w:lineRule="auto"/>
+            </w:pPr>
+            <w:r>
+              <w:rPr>
+                <w:rFonts w:ascii="Arial" w:hAnsi="Arial" w:eastAsia="Arial"/>
+                <w:b/>
+                <w:i w:val="0"/>
+                <w:color w:val="1D6765"/>
+                <w:sz w:val="17"/>
+              </w:rPr>
+              <w:t>WO FINDEST DU DIE BILDWERKZEUGE?</w:t>
+            </w:r>
+          </w:p>
+          <w:p>
+            <w:pPr>
+              <w:spacing w:before="0" w:after="10"/>
+            </w:pPr>
+            <w:r>
+              <w:drawing>
+                <wp:inline xmlns:a="http://schemas.openxmlformats.org/drawingml/2006/main" xmlns:pic="http://schemas.openxmlformats.org/drawingml/2006/picture">
+                  <wp:extent cx="3924000" cy="444720"/>
+                  <wp:docPr id="2" name="Picture 2"/>
+                  <wp:cNvGraphicFramePr>
+                    <a:graphicFrameLocks noChangeAspect="1"/>
+                  </wp:cNvGraphicFramePr>
+                  <a:graphic>
+                    <a:graphicData uri="http://schemas.openxmlformats.org/drawingml/2006/picture">
+                      <pic:pic>
+                        <pic:nvPicPr>
+                          <pic:cNvPr id="0" name="a7_bildwerkzeuge.png"/>
+                          <pic:cNvPicPr/>
+                        </pic:nvPicPr>
+                        <pic:blipFill>
+                          <a:blip r:embed="rId12"/>
+                          <a:stretch>
+                            <a:fillRect/>
+                          </a:stretch>
+                        </pic:blipFill>
+                        <pic:spPr>
+                          <a:xfrm>
+                            <a:off x="0" y="0"/>
+                            <a:ext cx="3924000" cy="444720"/>
                           </a:xfrm>
                           <a:prstGeom prst="rect"/>
                         </pic:spPr>
